--- a/docs/viva/Tranz-Algo_Technology_Justification_and_Viva_QA.docx
+++ b/docs/viva/Tranz-Algo_Technology_Justification_and_Viva_QA.docx
@@ -296,7 +296,7 @@
                 <w:i w:val="0"/>
                 <w:sz w:val="20"/>
               </w:rPr>
-              <w:t>React (Vite) web SPA</w:t>
+              <w:t>React frontend (Vite)</w:t>
             </w:r>
           </w:p>
         </w:tc>
@@ -563,7 +563,21 @@
           <w:i w:val="0"/>
           <w:sz w:val="32"/>
         </w:rPr>
-        <w:t>3. Justification for the deviations (said properly)</w:t>
+        <w:t>3. Frameworks used in this project (plain English)</w:t>
+      </w:r>
+    </w:p>
+    <w:p>
+      <w:pPr>
+        <w:spacing w:after="160" w:before="0"/>
+      </w:pPr>
+      <w:r>
+        <w:rPr>
+          <w:rFonts w:ascii="Calibri" w:hAnsi="Calibri" w:eastAsia="Calibri"/>
+          <w:b w:val="0"/>
+          <w:i w:val="0"/>
+          <w:sz w:val="22"/>
+        </w:rPr>
+        <w:t>A framework is a ready-made structure you build on (not the business formulas themselves). In Tranz-Algo each piece has a clear job in the three-tier design.</w:t>
       </w:r>
     </w:p>
     <w:p>
@@ -577,7 +591,341 @@
           <w:i w:val="0"/>
           <w:sz w:val="26"/>
         </w:rPr>
-        <w:t>3.1 Why React web instead of React Native / Expo</w:t>
+        <w:t>3.1 Backend frameworks / libraries</w:t>
+      </w:r>
+    </w:p>
+    <w:p>
+      <w:pPr>
+        <w:pStyle w:val="ListBullet"/>
+        <w:spacing w:after="80"/>
+      </w:pPr>
+      <w:r>
+        <w:rPr>
+          <w:rFonts w:ascii="Calibri" w:hAnsi="Calibri" w:eastAsia="Calibri"/>
+          <w:b/>
+          <w:i w:val="0"/>
+          <w:sz w:val="22"/>
+        </w:rPr>
+        <w:t xml:space="preserve">FastAPI — </w:t>
+      </w:r>
+      <w:r>
+        <w:rPr>
+          <w:rFonts w:ascii="Calibri" w:hAnsi="Calibri" w:eastAsia="Calibri"/>
+          <w:b w:val="0"/>
+          <w:i w:val="0"/>
+          <w:sz w:val="22"/>
+        </w:rPr>
+        <w:t>Python web framework that exposes REST endpoints under /api/v1 (auth, products, shipments, FX, inventory, admin). Routers stay thin; they call services for costing and commit. Also gives automatic OpenAPI docs at /docs for checking the API.</w:t>
+      </w:r>
+    </w:p>
+    <w:p>
+      <w:pPr>
+        <w:pStyle w:val="ListBullet"/>
+        <w:spacing w:after="80"/>
+      </w:pPr>
+      <w:r>
+        <w:rPr>
+          <w:rFonts w:ascii="Calibri" w:hAnsi="Calibri" w:eastAsia="Calibri"/>
+          <w:b/>
+          <w:i w:val="0"/>
+          <w:sz w:val="22"/>
+        </w:rPr>
+        <w:t xml:space="preserve">Uvicorn — </w:t>
+      </w:r>
+      <w:r>
+        <w:rPr>
+          <w:rFonts w:ascii="Calibri" w:hAnsi="Calibri" w:eastAsia="Calibri"/>
+          <w:b w:val="0"/>
+          <w:i w:val="0"/>
+          <w:sz w:val="22"/>
+        </w:rPr>
+        <w:t>ASGI server that actually runs the FastAPI app (uvicorn … :8000). It is the process that listens for HTTP from the React frontend.</w:t>
+      </w:r>
+    </w:p>
+    <w:p>
+      <w:pPr>
+        <w:pStyle w:val="ListBullet"/>
+        <w:spacing w:after="80"/>
+      </w:pPr>
+      <w:r>
+        <w:rPr>
+          <w:rFonts w:ascii="Calibri" w:hAnsi="Calibri" w:eastAsia="Calibri"/>
+          <w:b/>
+          <w:i w:val="0"/>
+          <w:sz w:val="22"/>
+        </w:rPr>
+        <w:t xml:space="preserve">Pydantic — </w:t>
+      </w:r>
+      <w:r>
+        <w:rPr>
+          <w:rFonts w:ascii="Calibri" w:hAnsi="Calibri" w:eastAsia="Calibri"/>
+          <w:b w:val="0"/>
+          <w:i w:val="0"/>
+          <w:sz w:val="22"/>
+        </w:rPr>
+        <w:t>data shapes and validation for request/response bodies (create shipment, costs, True Cost payloads). Bad numbers or missing fields fail early with clear errors instead of corrupting the database.</w:t>
+      </w:r>
+    </w:p>
+    <w:p>
+      <w:pPr>
+        <w:pStyle w:val="ListBullet"/>
+        <w:spacing w:after="80"/>
+      </w:pPr>
+      <w:r>
+        <w:rPr>
+          <w:rFonts w:ascii="Calibri" w:hAnsi="Calibri" w:eastAsia="Calibri"/>
+          <w:b/>
+          <w:i w:val="0"/>
+          <w:sz w:val="22"/>
+        </w:rPr>
+        <w:t xml:space="preserve">SQLAlchemy 2 — </w:t>
+      </w:r>
+      <w:r>
+        <w:rPr>
+          <w:rFonts w:ascii="Calibri" w:hAnsi="Calibri" w:eastAsia="Calibri"/>
+          <w:b w:val="0"/>
+          <w:i w:val="0"/>
+          <w:sz w:val="22"/>
+        </w:rPr>
+        <w:t>Object-Relational Mapper: Python classes in models/ map to PostgreSQL (or SQLite) tables (users, products, shipment batches, lines, ledger, FxRateCache, stock). Session/engine live in db/session.py; the app does not write raw SQL for normal flows.</w:t>
+      </w:r>
+    </w:p>
+    <w:p>
+      <w:pPr>
+        <w:pStyle w:val="ListBullet"/>
+        <w:spacing w:after="80"/>
+      </w:pPr>
+      <w:r>
+        <w:rPr>
+          <w:rFonts w:ascii="Calibri" w:hAnsi="Calibri" w:eastAsia="Calibri"/>
+          <w:b/>
+          <w:i w:val="0"/>
+          <w:sz w:val="22"/>
+        </w:rPr>
+        <w:t xml:space="preserve">JWT (python-jose) — </w:t>
+      </w:r>
+      <w:r>
+        <w:rPr>
+          <w:rFonts w:ascii="Calibri" w:hAnsi="Calibri" w:eastAsia="Calibri"/>
+          <w:b w:val="0"/>
+          <w:i w:val="0"/>
+          <w:sz w:val="22"/>
+        </w:rPr>
+        <w:t>login tokens after Create account / Login. The React app stores the token and sends Authorization: Bearer … on API calls so only signed-in admins can cost and commit.</w:t>
+      </w:r>
+    </w:p>
+    <w:p>
+      <w:pPr>
+        <w:pStyle w:val="ListBullet"/>
+        <w:spacing w:after="80"/>
+      </w:pPr>
+      <w:r>
+        <w:rPr>
+          <w:rFonts w:ascii="Calibri" w:hAnsi="Calibri" w:eastAsia="Calibri"/>
+          <w:b/>
+          <w:i w:val="0"/>
+          <w:sz w:val="22"/>
+        </w:rPr>
+        <w:t xml:space="preserve">bcrypt / passlib — </w:t>
+      </w:r>
+      <w:r>
+        <w:rPr>
+          <w:rFonts w:ascii="Calibri" w:hAnsi="Calibri" w:eastAsia="Calibri"/>
+          <w:b w:val="0"/>
+          <w:i w:val="0"/>
+          <w:sz w:val="22"/>
+        </w:rPr>
+        <w:t>password hashing for user accounts (never store plain passwords).</w:t>
+      </w:r>
+    </w:p>
+    <w:p>
+      <w:pPr>
+        <w:pStyle w:val="Heading2"/>
+      </w:pPr>
+      <w:r>
+        <w:rPr>
+          <w:rFonts w:ascii="Calibri" w:hAnsi="Calibri" w:eastAsia="Calibri"/>
+          <w:b/>
+          <w:i w:val="0"/>
+          <w:sz w:val="26"/>
+        </w:rPr>
+        <w:t>3.2 Frontend frameworks / libraries</w:t>
+      </w:r>
+    </w:p>
+    <w:p>
+      <w:pPr>
+        <w:pStyle w:val="ListBullet"/>
+        <w:spacing w:after="80"/>
+      </w:pPr>
+      <w:r>
+        <w:rPr>
+          <w:rFonts w:ascii="Calibri" w:hAnsi="Calibri" w:eastAsia="Calibri"/>
+          <w:b/>
+          <w:i w:val="0"/>
+          <w:sz w:val="22"/>
+        </w:rPr>
+        <w:t xml:space="preserve">React — </w:t>
+      </w:r>
+      <w:r>
+        <w:rPr>
+          <w:rFonts w:ascii="Calibri" w:hAnsi="Calibri" w:eastAsia="Calibri"/>
+          <w:b w:val="0"/>
+          <w:i w:val="0"/>
+          <w:sz w:val="22"/>
+        </w:rPr>
+        <w:t>UI library for the admin screens (Welcome, Login, Dashboard, Products, Shipments, True Cost, Stock). Pages are components; state updates when you allocate, change margin, or commit — without full browser reloads.</w:t>
+      </w:r>
+    </w:p>
+    <w:p>
+      <w:pPr>
+        <w:pStyle w:val="ListBullet"/>
+        <w:spacing w:after="80"/>
+      </w:pPr>
+      <w:r>
+        <w:rPr>
+          <w:rFonts w:ascii="Calibri" w:hAnsi="Calibri" w:eastAsia="Calibri"/>
+          <w:b/>
+          <w:i w:val="0"/>
+          <w:sz w:val="22"/>
+        </w:rPr>
+        <w:t xml:space="preserve">Vite — </w:t>
+      </w:r>
+      <w:r>
+        <w:rPr>
+          <w:rFonts w:ascii="Calibri" w:hAnsi="Calibri" w:eastAsia="Calibri"/>
+          <w:b w:val="0"/>
+          <w:i w:val="0"/>
+          <w:sz w:val="22"/>
+        </w:rPr>
+        <w:t>build / dev tool that serves the React app in development (npm run dev, port 5173) and bundles it for production. Fast refresh while coding the UI.</w:t>
+      </w:r>
+    </w:p>
+    <w:p>
+      <w:pPr>
+        <w:pStyle w:val="ListBullet"/>
+        <w:spacing w:after="80"/>
+      </w:pPr>
+      <w:r>
+        <w:rPr>
+          <w:rFonts w:ascii="Calibri" w:hAnsi="Calibri" w:eastAsia="Calibri"/>
+          <w:b/>
+          <w:i w:val="0"/>
+          <w:sz w:val="22"/>
+        </w:rPr>
+        <w:t xml:space="preserve">React Router — </w:t>
+      </w:r>
+      <w:r>
+        <w:rPr>
+          <w:rFonts w:ascii="Calibri" w:hAnsi="Calibri" w:eastAsia="Calibri"/>
+          <w:b w:val="0"/>
+          <w:i w:val="0"/>
+          <w:sz w:val="22"/>
+        </w:rPr>
+        <w:t>client-side navigation between screens (/welcome, /products, /shipments/:id, /true-cost, …) inside the same React app.</w:t>
+      </w:r>
+    </w:p>
+    <w:p>
+      <w:pPr>
+        <w:pStyle w:val="Heading2"/>
+      </w:pPr>
+      <w:r>
+        <w:rPr>
+          <w:rFonts w:ascii="Calibri" w:hAnsi="Calibri" w:eastAsia="Calibri"/>
+          <w:b/>
+          <w:i w:val="0"/>
+          <w:sz w:val="26"/>
+        </w:rPr>
+        <w:t>3.3 Data store (not a framework, but say it with the stack)</w:t>
+      </w:r>
+    </w:p>
+    <w:p>
+      <w:pPr>
+        <w:pStyle w:val="ListBullet"/>
+        <w:spacing w:after="80"/>
+      </w:pPr>
+      <w:r>
+        <w:rPr>
+          <w:rFonts w:ascii="Calibri" w:hAnsi="Calibri" w:eastAsia="Calibri"/>
+          <w:b/>
+          <w:i w:val="0"/>
+          <w:sz w:val="22"/>
+        </w:rPr>
+        <w:t xml:space="preserve">PostgreSQL — </w:t>
+      </w:r>
+      <w:r>
+        <w:rPr>
+          <w:rFonts w:ascii="Calibri" w:hAnsi="Calibri" w:eastAsia="Calibri"/>
+          <w:b w:val="0"/>
+          <w:i w:val="0"/>
+          <w:sz w:val="22"/>
+        </w:rPr>
+        <w:t>primary relational database for the MVP (local install or Docker). Holds all business data.</w:t>
+      </w:r>
+    </w:p>
+    <w:p>
+      <w:pPr>
+        <w:pStyle w:val="ListBullet"/>
+        <w:spacing w:after="80"/>
+      </w:pPr>
+      <w:r>
+        <w:rPr>
+          <w:rFonts w:ascii="Calibri" w:hAnsi="Calibri" w:eastAsia="Calibri"/>
+          <w:b/>
+          <w:i w:val="0"/>
+          <w:sz w:val="22"/>
+        </w:rPr>
+        <w:t xml:space="preserve">SQLite — </w:t>
+      </w:r>
+      <w:r>
+        <w:rPr>
+          <w:rFonts w:ascii="Calibri" w:hAnsi="Calibri" w:eastAsia="Calibri"/>
+          <w:b w:val="0"/>
+          <w:i w:val="0"/>
+          <w:sz w:val="22"/>
+        </w:rPr>
+        <w:t>optional fallback file DB when Postgres is offline so demos still run.</w:t>
+      </w:r>
+    </w:p>
+    <w:p>
+      <w:pPr>
+        <w:spacing w:after="160" w:before="0"/>
+      </w:pPr>
+      <w:r>
+        <w:rPr>
+          <w:rFonts w:ascii="Calibri" w:hAnsi="Calibri" w:eastAsia="Calibri"/>
+          <w:b w:val="0"/>
+          <w:i/>
+          <w:sz w:val="22"/>
+        </w:rPr>
+        <w:t>Viva one-liner: “React + Vite for the admin UI; FastAPI + Pydantic + SQLAlchemy for the API and persistence; JWT for auth; Postgres stores the data; our Python services hold the costing rules.”</w:t>
+      </w:r>
+    </w:p>
+    <w:p>
+      <w:pPr>
+        <w:pStyle w:val="Heading1"/>
+      </w:pPr>
+      <w:r>
+        <w:rPr>
+          <w:rFonts w:ascii="Calibri" w:hAnsi="Calibri" w:eastAsia="Calibri"/>
+          <w:b/>
+          <w:i w:val="0"/>
+          <w:sz w:val="32"/>
+        </w:rPr>
+        <w:t>4. Justification for the deviations (said properly)</w:t>
+      </w:r>
+    </w:p>
+    <w:p>
+      <w:pPr>
+        <w:pStyle w:val="Heading2"/>
+      </w:pPr>
+      <w:r>
+        <w:rPr>
+          <w:rFonts w:ascii="Calibri" w:hAnsi="Calibri" w:eastAsia="Calibri"/>
+          <w:b/>
+          <w:i w:val="0"/>
+          <w:sz w:val="26"/>
+        </w:rPr>
+        <w:t>4.1 Why React web instead of React Native / Expo</w:t>
       </w:r>
     </w:p>
     <w:p>
@@ -711,7 +1059,7 @@
           <w:i w:val="0"/>
           <w:sz w:val="26"/>
         </w:rPr>
-        <w:t>3.2 Database: PostgreSQL now, SQLite as fallback</w:t>
+        <w:t>4.2 Database: PostgreSQL now, SQLite as fallback</w:t>
       </w:r>
     </w:p>
     <w:p>
@@ -821,7 +1169,7 @@
           <w:i w:val="0"/>
           <w:sz w:val="26"/>
         </w:rPr>
-        <w:t>3.3 Why FX is “on demand” not a live tick stream</w:t>
+        <w:t>4.3 Why FX is “on demand” not a live tick stream</w:t>
       </w:r>
     </w:p>
     <w:p>
@@ -849,7 +1197,110 @@
           <w:i w:val="0"/>
           <w:sz w:val="26"/>
         </w:rPr>
-        <w:t>3.4 What NOT to say</w:t>
+        <w:t>4.4 Why FxRateCache is a standalone entity (ERD)</w:t>
+      </w:r>
+    </w:p>
+    <w:p>
+      <w:pPr>
+        <w:spacing w:after="160" w:before="0"/>
+      </w:pPr>
+      <w:r>
+        <w:rPr>
+          <w:rFonts w:ascii="Calibri" w:hAnsi="Calibri" w:eastAsia="Calibri"/>
+          <w:b w:val="0"/>
+          <w:i w:val="0"/>
+          <w:sz w:val="22"/>
+        </w:rPr>
+        <w:t>On the ERD, FxRateCache has no foreign key to ShipmentBatch. That is deliberate.</w:t>
+      </w:r>
+    </w:p>
+    <w:p>
+      <w:pPr>
+        <w:pStyle w:val="ListBullet"/>
+        <w:spacing w:after="80"/>
+      </w:pPr>
+      <w:r>
+        <w:rPr>
+          <w:rFonts w:ascii="Calibri" w:hAnsi="Calibri" w:eastAsia="Calibri"/>
+          <w:b w:val="0"/>
+          <w:i w:val="0"/>
+          <w:sz w:val="22"/>
+        </w:rPr>
+        <w:t>Two different jobs: FxRateCache stores the last known market/API (or manual) rate for a currency pair (e.g. USD→ZMW). The shipment stores the rate that was applied to that batch’s costing (exchange_rate, exchange_rate_source, exchange_rate_at on ShipmentBatch).</w:t>
+      </w:r>
+    </w:p>
+    <w:p>
+      <w:pPr>
+        <w:pStyle w:val="ListBullet"/>
+        <w:spacing w:after="80"/>
+      </w:pPr>
+      <w:r>
+        <w:rPr>
+          <w:rFonts w:ascii="Calibri" w:hAnsi="Calibri" w:eastAsia="Calibri"/>
+          <w:b w:val="0"/>
+          <w:i w:val="0"/>
+          <w:sz w:val="22"/>
+        </w:rPr>
+        <w:t>Reuse: one cached rate can seed many Auto FX shipments. If FX lived only inside a shipment row, every new batch would start empty and Fetch FX would be forced even when last-known-good exists.</w:t>
+      </w:r>
+    </w:p>
+    <w:p>
+      <w:pPr>
+        <w:pStyle w:val="ListBullet"/>
+        <w:spacing w:after="80"/>
+      </w:pPr>
+      <w:r>
+        <w:rPr>
+          <w:rFonts w:ascii="Calibri" w:hAnsi="Calibri" w:eastAsia="Calibri"/>
+          <w:b w:val="0"/>
+          <w:i w:val="0"/>
+          <w:sz w:val="22"/>
+        </w:rPr>
+        <w:t>Audit / freeze: after you save costs on a shipment, that batch keeps its own rate. Updating the cache later must not silently rewrite committed or draft shipment math.</w:t>
+      </w:r>
+    </w:p>
+    <w:p>
+      <w:pPr>
+        <w:pStyle w:val="ListBullet"/>
+        <w:spacing w:after="80"/>
+      </w:pPr>
+      <w:r>
+        <w:rPr>
+          <w:rFonts w:ascii="Calibri" w:hAnsi="Calibri" w:eastAsia="Calibri"/>
+          <w:b w:val="0"/>
+          <w:i w:val="0"/>
+          <w:sz w:val="22"/>
+        </w:rPr>
+        <w:t>Already-Local shipments never need FX — so FX should not be required as a child of every shipment.</w:t>
+      </w:r>
+    </w:p>
+    <w:p>
+      <w:pPr>
+        <w:pStyle w:val="ListBullet"/>
+        <w:spacing w:after="80"/>
+      </w:pPr>
+      <w:r>
+        <w:rPr>
+          <w:rFonts w:ascii="Calibri" w:hAnsi="Calibri" w:eastAsia="Calibri"/>
+          <w:b w:val="0"/>
+          <w:i w:val="0"/>
+          <w:sz w:val="22"/>
+        </w:rPr>
+        <w:t>Viva one-liner: “FX cache is market memory; the shipment holds the decision rate for that import.”</w:t>
+      </w:r>
+    </w:p>
+    <w:p>
+      <w:pPr>
+        <w:pStyle w:val="Heading2"/>
+      </w:pPr>
+      <w:r>
+        <w:rPr>
+          <w:rFonts w:ascii="Calibri" w:hAnsi="Calibri" w:eastAsia="Calibri"/>
+          <w:b/>
+          <w:i w:val="0"/>
+          <w:sz w:val="26"/>
+        </w:rPr>
+        <w:t>4.5 What NOT to say</w:t>
       </w:r>
     </w:p>
     <w:p>
@@ -923,7 +1374,7 @@
           <w:i w:val="0"/>
           <w:sz w:val="32"/>
         </w:rPr>
-        <w:t>4. Likely viva questions and model answers</w:t>
+        <w:t>5. Likely viva questions and model answers</w:t>
       </w:r>
     </w:p>
     <w:p>
@@ -1049,6 +1500,34 @@
           <w:i w:val="0"/>
           <w:sz w:val="22"/>
         </w:rPr>
+        <w:t>Q: Explain the frameworks you used and what each does in this project.</w:t>
+      </w:r>
+    </w:p>
+    <w:p>
+      <w:pPr>
+        <w:spacing w:after="240" w:before="0"/>
+      </w:pPr>
+      <w:r>
+        <w:rPr>
+          <w:rFonts w:ascii="Calibri" w:hAnsi="Calibri" w:eastAsia="Calibri"/>
+          <w:b w:val="0"/>
+          <w:i w:val="0"/>
+          <w:sz w:val="22"/>
+        </w:rPr>
+        <w:t>A: React + Vite: admin UI screens and fast local frontend builds. React Router: move between Welcome, Products, Shipments, True Cost, Stock without full page reloads. FastAPI: REST API (/api/v1) that the UI calls. Pydantic: validates JSON bodies (shipments, costs, pricing). SQLAlchemy: maps models to PostgreSQL/SQLite tables. Uvicorn: runs the API process. JWT + bcrypt: sign-in and hashed passwords. Costing formulas live in our Python services — not inside the frameworks. See Section 3 of this document for the full list.</w:t>
+      </w:r>
+    </w:p>
+    <w:p>
+      <w:pPr>
+        <w:spacing w:after="80" w:before="0"/>
+      </w:pPr>
+      <w:r>
+        <w:rPr>
+          <w:rFonts w:ascii="Calibri" w:hAnsi="Calibri" w:eastAsia="Calibri"/>
+          <w:b/>
+          <w:i w:val="0"/>
+          <w:sz w:val="22"/>
+        </w:rPr>
         <w:t>Q: Why FastAPI?</w:t>
       </w:r>
     </w:p>
@@ -1147,7 +1626,35 @@
           <w:i w:val="0"/>
           <w:sz w:val="22"/>
         </w:rPr>
-        <w:t>A: React SPA talks to FastAPI under /api/v1 with JWT. Domain logic for allocate/suggest/commit lives in services (Facade + Strategy for allocation and cost modes). SQLAlchemy persists products, shipments, ledger, sales, and FX cache to PostgreSQL.</w:t>
+        <w:t>A: Three tiers: React frontend (screens) → FastAPI /api/v1 with JWT (HTTP) → services that do the real work (costing, shipment workflow, FX) → PostgreSQL (SQLite fallback). The diagram’s “Services” box is just the business logic — not the database and not the UI.</w:t>
+      </w:r>
+    </w:p>
+    <w:p>
+      <w:pPr>
+        <w:spacing w:after="80" w:before="0"/>
+      </w:pPr>
+      <w:r>
+        <w:rPr>
+          <w:rFonts w:ascii="Calibri" w:hAnsi="Calibri" w:eastAsia="Calibri"/>
+          <w:b/>
+          <w:i w:val="0"/>
+          <w:sz w:val="22"/>
+        </w:rPr>
+        <w:t>Q: The architecture slide used to say Facade and Strategy — what does that mean in plain English?</w:t>
+      </w:r>
+    </w:p>
+    <w:p>
+      <w:pPr>
+        <w:spacing w:after="240" w:before="0"/>
+      </w:pPr>
+      <w:r>
+        <w:rPr>
+          <w:rFonts w:ascii="Calibri" w:hAnsi="Calibri" w:eastAsia="Calibri"/>
+          <w:b w:val="0"/>
+          <w:i w:val="0"/>
+          <w:sz w:val="22"/>
+        </w:rPr>
+        <w:t>A: Those are design-pattern names for how the services are organised (optional to say on the slide). Facade = one shipment workflow file that runs allocate → suggest → commit so the API stays thin. Strategy = interchangeable rules for “how to split costs” (quantity/weight) and “how to get unit cost” (Already-Local vs Auto FX), instead of a long if/else. FX providers are tried in a chain until one works. Full file map: Tranz-Algo_Code_Map_and_Design_Principles.docx.</w:t>
       </w:r>
     </w:p>
     <w:p>
@@ -1176,6 +1683,34 @@
           <w:sz w:val="22"/>
         </w:rPr>
         <w:t>A: Strategy and Factory for allocation methods and line-cost modes; Chain of Responsibility for FX providers; Facade for shipment workflow; Template Method in landed-cost computation. Documented alongside Lehman’s laws and GRASP in docs/design/software_engineering_principles.md.</w:t>
+      </w:r>
+    </w:p>
+    <w:p>
+      <w:pPr>
+        <w:spacing w:after="80" w:before="0"/>
+      </w:pPr>
+      <w:r>
+        <w:rPr>
+          <w:rFonts w:ascii="Calibri" w:hAnsi="Calibri" w:eastAsia="Calibri"/>
+          <w:b/>
+          <w:i w:val="0"/>
+          <w:sz w:val="22"/>
+        </w:rPr>
+        <w:t>Q: Why is FxRateCache standalone on the ERD (not linked to a shipment)?</w:t>
+      </w:r>
+    </w:p>
+    <w:p>
+      <w:pPr>
+        <w:spacing w:after="240" w:before="0"/>
+      </w:pPr>
+      <w:r>
+        <w:rPr>
+          <w:rFonts w:ascii="Calibri" w:hAnsi="Calibri" w:eastAsia="Calibri"/>
+          <w:b w:val="0"/>
+          <w:i w:val="0"/>
+          <w:sz w:val="22"/>
+        </w:rPr>
+        <w:t>A: Because a market rate and a shipment’s costing rate are different things. FxRateCache is shared “last known good” for a currency pair (Fetch FX / failover / seed next Auto FX batch). Each ShipmentBatch copies or sets its own exchange_rate fields when costs are saved, so later cache updates do not rewrite that batch. Already-Local shipments skip FX entirely, so FX must not be a required child of every shipment.</w:t>
       </w:r>
     </w:p>
     <w:p>
@@ -1399,7 +1934,7 @@
           <w:i w:val="0"/>
           <w:sz w:val="22"/>
         </w:rPr>
-        <w:t>A: We froze the costing formulas, built spreadsheet oracles for Demo A (Already-Local) and Demo B (Auto FX @ 27.50), then checked the engine with pytest (tolerance 0.01 ZMW) and replayed the same batches in the UI via CSV import. Scenario tables: docs/scenarios/. Demo handouts: Tranz-Algo_Demo_Shipment_Data.docx and How_to_Use_the_App.docx in this viva folder.</w:t>
+        <w:t>A: We froze the costing formulas, built spreadsheet oracles for Demo A (Already-Local) and Demo B (Auto FX @ 20), then checked the engine with pytest (tolerance 0.01 ZMW) and replayed the same batches in the UI via CSV import. Scenario tables: docs/scenarios/. Demo handouts: Tranz-Algo_Demo_Shipment_Data.docx and How_to_Use_the_App.docx in this viva folder.</w:t>
       </w:r>
     </w:p>
     <w:p>
